--- a/_inbox/PDI/01-orquestracao-corporativa-n8n/atividade-2-resiliencia-martech/7-apresentacao/pdi-orquestracao-martech-n8n-a2.docx
+++ b/_inbox/PDI/01-orquestracao-corporativa-n8n/atividade-2-resiliencia-martech/7-apresentacao/pdi-orquestracao-martech-n8n-a2.docx
@@ -59,7 +59,7 @@
           <w:color w:val="495560"/>
           <w:sz w:val="22"/>
         </w:rPr>
-        <w:t>Unidade: FV Marketing / V4 Company — Automação &amp; Infraestrutura</w:t>
+        <w:t>Unidade: FV Marketing / V4 Company: Automação &amp; Infraestrutura</w:t>
         <w:br/>
       </w:r>
       <w:r>
@@ -113,7 +113,7 @@
         <w:pStyle w:val="ListBullet"/>
       </w:pPr>
       <w:r>
-        <w:t>Workflows síncronos frágeis — requisição processada dentro do webhook; em picos (campanha, importação), a instância trava e o cliente não recebe confirmação.</w:t>
+        <w:t>Workflows síncronos frágeis: requisição processada dentro do webhook; em picos (campanha, importação), a instância trava e o cliente não recebe confirmação.</w:t>
       </w:r>
     </w:p>
     <w:p>
@@ -121,7 +121,7 @@
         <w:pStyle w:val="ListBullet"/>
       </w:pPr>
       <w:r>
-        <w:t>Payloads pesados sem checkpoint — processamento de 10k+ itens de uma vez; um timeout no meio perde tudo e o job recomeça do zero.</w:t>
+        <w:t>Payloads pesados sem checkpoint: processamento de 10k+ itens de uma vez; um timeout no meio perde tudo e o job recomeça do zero.</w:t>
       </w:r>
     </w:p>
     <w:p>
@@ -129,7 +129,7 @@
         <w:pStyle w:val="ListBullet"/>
       </w:pPr>
       <w:r>
-        <w:t>Sincronização com CRM sem observabilidade — falha não registrada; divergência entre o esperado e o syncado só é descoberta quando o cliente reclama.</w:t>
+        <w:t>Sincronização com CRM sem observabilidade: falha não registrada; divergência entre o esperado e o syncado só é descoberta quando o cliente reclama.</w:t>
       </w:r>
     </w:p>
     <w:p>
@@ -513,7 +513,7 @@
     </w:p>
     <w:p>
       <w:r>
-        <w:t>Todo sync envia um envelope padrão (expected × confirmed). O Observabilidade calcula o drift % e decide: divergência acima da tolerância (default 5%) gera mt_sync_delta aberto + alerta no dashboard — antes do impacto chegar ao cliente.</w:t>
+        <w:t>Todo sync envia um envelope padrão (expected × confirmed). O Observabilidade calcula o drift % e decide: divergência acima da tolerância (default 5%) gera mt_sync_delta aberto + alerta no dashboard: antes do impacto chegar ao cliente.</w:t>
       </w:r>
     </w:p>
     <w:p>
@@ -599,7 +599,7 @@
           </w:tcPr>
           <w:p>
             <w:r>
-              <w:t>Semáforo distribuído — limite por fila</w:t>
+              <w:t>Semáforo distribuído: limite por fila</w:t>
             </w:r>
           </w:p>
         </w:tc>
@@ -1388,6 +1388,116 @@
         <w:t>Status: desenvolvido · workflows e schema prontos para produção · aguardando homologação. Nenhum workflow foi publicado no n8n nesta etapa.</w:t>
       </w:r>
     </w:p>
+    <w:p>
+      <w:pPr>
+        <w:pStyle w:val="Heading1"/>
+      </w:pPr>
+      <w:r>
+        <w:rPr>
+          <w:color w:val="8B4513"/>
+        </w:rPr>
+        <w:t>10. Decisoes e tradeoffs</w:t>
+      </w:r>
+    </w:p>
+    <w:p>
+      <w:pPr>
+        <w:pStyle w:val="ListBullet"/>
+      </w:pPr>
+      <w:r>
+        <w:t>Gateway que so enfileira com ACK 202 em menos de 2s: absorve pico sem travar a instancia. O cliente recebe confirmacao de fila (queued) e consulta mt_jobs para o status final.</w:t>
+      </w:r>
+    </w:p>
+    <w:p>
+      <w:pPr>
+        <w:pStyle w:val="ListBullet"/>
+      </w:pPr>
+      <w:r>
+        <w:t>Worker com polling a cada 15s e semaforo em mt_concurrency: limita pressao sobre n8n e CRMs, com latencia minima de ciclo em troca de nunca estourar o limite.</w:t>
+      </w:r>
+    </w:p>
+    <w:p>
+      <w:pPr>
+        <w:pStyle w:val="ListBullet"/>
+      </w:pPr>
+      <w:r>
+        <w:t>Checkpoint retomavel com backoff de 30s, 1m e 2m e maximo de 3 tentativas: falha no chunk 4 de 10 retoma do chunk 4, com mais escritas no Supabase em troca de zero retrabalho total.</w:t>
+      </w:r>
+    </w:p>
+    <w:p>
+      <w:pPr>
+        <w:pStyle w:val="ListBullet"/>
+      </w:pPr>
+      <w:r>
+        <w:t>Schema v3.0 aditivo com 6 tabelas e 5 views convivendo com as tabelas error da atividade 1, sem migracao destrutiva.</w:t>
+      </w:r>
+    </w:p>
+    <w:p>
+      <w:pPr>
+        <w:pStyle w:val="ListBullet"/>
+      </w:pPr>
+      <w:r>
+        <w:t>Drift com tolerancia default de 5%: exemplo com 1000 esperados e 860 confirmados gera 14% e abre mt_sync_delta antes do cliente reclamar, com deteccao em menos de 15 min.</w:t>
+      </w:r>
+    </w:p>
+    <w:p>
+      <w:pPr>
+        <w:pStyle w:val="Heading1"/>
+      </w:pPr>
+      <w:r>
+        <w:rPr>
+          <w:color w:val="8B4513"/>
+        </w:rPr>
+        <w:t>11. Impacto no negocio</w:t>
+      </w:r>
+    </w:p>
+    <w:p>
+      <w:r>
+        <w:t>Antes, pico de campanha ou importacao travava a instancia no webhook, payload de 10k itens sem checkpoint perdia tudo no timeout e falha de sync com Kommo, HubSpot ou RD Station so aparecia na reclamacao. Com fila, ACK em menos de 2s, processamento retomavel e drift visivel em dashboard, a meta sai de volume nao suportado para 5x o volume nominal, de travamento por concorrencia ilimitada para limite por slot e de deteccao na reclamacao para menos de 15 min, com mais de 90% dos payloads pesados processados. Isso reduz risco de indisponibilidade em pico e custo de retrabalho de jobs refeitos do zero.</w:t>
+      </w:r>
+    </w:p>
+    <w:p>
+      <w:pPr>
+        <w:pStyle w:val="Heading1"/>
+      </w:pPr>
+      <w:r>
+        <w:rPr>
+          <w:color w:val="8B4513"/>
+        </w:rPr>
+        <w:t>12. Referencias de estudo</w:t>
+      </w:r>
+    </w:p>
+    <w:p>
+      <w:pPr>
+        <w:pStyle w:val="ListBullet"/>
+      </w:pPr>
+      <w:r>
+        <w:t>Curso: Fundamentos de Filas e Sistemas Assincronos, na Alura.</w:t>
+      </w:r>
+    </w:p>
+    <w:p>
+      <w:pPr>
+        <w:pStyle w:val="ListBullet"/>
+      </w:pPr>
+      <w:r>
+        <w:t>Video: n8n Webhooks and Queue Pattern Explained, no YouTube, canal oficial n8n.</w:t>
+      </w:r>
+    </w:p>
+    <w:p>
+      <w:pPr>
+        <w:pStyle w:val="ListBullet"/>
+      </w:pPr>
+      <w:r>
+        <w:t>Doc: n8n Docs, Webhook node and sub-workflows, na plataforma n8n Docs.</w:t>
+      </w:r>
+    </w:p>
+    <w:p>
+      <w:pPr>
+        <w:pStyle w:val="ListBullet"/>
+      </w:pPr>
+      <w:r>
+        <w:t>Doc: Supabase Docs, Postgres tables and views, na plataforma Supabase Docs.</w:t>
+      </w:r>
+    </w:p>
     <w:sectPr>
       <w:pgSz w:w="12240" w:h="15840"/>
       <w:pgMar w:top="1417" w:right="1701" w:bottom="1417" w:left="1701" w:header="720" w:footer="720" w:gutter="0"/>

--- a/_inbox/PDI/01-orquestracao-corporativa-n8n/atividade-2-resiliencia-martech/7-apresentacao/pdi-orquestracao-martech-n8n-a2.docx
+++ b/_inbox/PDI/01-orquestracao-corporativa-n8n/atividade-2-resiliencia-martech/7-apresentacao/pdi-orquestracao-martech-n8n-a2.docx
@@ -1396,7 +1396,7 @@
         <w:rPr>
           <w:color w:val="8B4513"/>
         </w:rPr>
-        <w:t>10. Decisoes e tradeoffs</w:t>
+        <w:t>10. Decisões e tradeoffs</w:t>
       </w:r>
     </w:p>
     <w:p>
@@ -1404,7 +1404,7 @@
         <w:pStyle w:val="ListBullet"/>
       </w:pPr>
       <w:r>
-        <w:t>Gateway que so enfileira com ACK 202 em menos de 2s: absorve pico sem travar a instancia. O cliente recebe confirmacao de fila (queued) e consulta mt_jobs para o status final.</w:t>
+        <w:t>Gateway que só enfileira com ACK 202 em menos de 2s: absorve pico sem travar a instância. O cliente recebe confirmação de fila (queued) e consulta mt_jobs para o status final.</w:t>
       </w:r>
     </w:p>
     <w:p>
@@ -1412,7 +1412,7 @@
         <w:pStyle w:val="ListBullet"/>
       </w:pPr>
       <w:r>
-        <w:t>Worker com polling a cada 15s e semaforo em mt_concurrency: limita pressao sobre n8n e CRMs, com latencia minima de ciclo em troca de nunca estourar o limite.</w:t>
+        <w:t>Worker com polling a cada 15s e semáforo em mt_concurrency: limita pressão sobre n8n e CRMs, com latência mínima de ciclo em troca de nunca estourar o limite.</w:t>
       </w:r>
     </w:p>
     <w:p>
@@ -1420,7 +1420,7 @@
         <w:pStyle w:val="ListBullet"/>
       </w:pPr>
       <w:r>
-        <w:t>Checkpoint retomavel com backoff de 30s, 1m e 2m e maximo de 3 tentativas: falha no chunk 4 de 10 retoma do chunk 4, com mais escritas no Supabase em troca de zero retrabalho total.</w:t>
+        <w:t>Checkpoint retomável com backoff de 30s, 1m e 2m e máximo de 3 tentativas: falha no chunk 4 de 10 retoma do chunk 4, com mais escritas no Supabase em troca de zero retrabalho total.</w:t>
       </w:r>
     </w:p>
     <w:p>
@@ -1428,7 +1428,7 @@
         <w:pStyle w:val="ListBullet"/>
       </w:pPr>
       <w:r>
-        <w:t>Schema v3.0 aditivo com 6 tabelas e 5 views convivendo com as tabelas error da atividade 1, sem migracao destrutiva.</w:t>
+        <w:t>Schema v3.0 aditivo com 6 tabelas e 5 views convivendo com as tabelas error da atividade 1, sem migração destrutiva.</w:t>
       </w:r>
     </w:p>
     <w:p>
@@ -1436,7 +1436,7 @@
         <w:pStyle w:val="ListBullet"/>
       </w:pPr>
       <w:r>
-        <w:t>Drift com tolerancia default de 5%: exemplo com 1000 esperados e 860 confirmados gera 14% e abre mt_sync_delta antes do cliente reclamar, com deteccao em menos de 15 min.</w:t>
+        <w:t>Drift com tolerância default de 5%: exemplo com 1000 esperados e 860 confirmados gera 14% e abre mt_sync_delta antes do cliente reclamar, com detecção em menos de 15 min.</w:t>
       </w:r>
     </w:p>
     <w:p>
@@ -1447,12 +1447,12 @@
         <w:rPr>
           <w:color w:val="8B4513"/>
         </w:rPr>
-        <w:t>11. Impacto no negocio</w:t>
+        <w:t>11. Impacto no negócio</w:t>
       </w:r>
     </w:p>
     <w:p>
       <w:r>
-        <w:t>Antes, pico de campanha ou importacao travava a instancia no webhook, payload de 10k itens sem checkpoint perdia tudo no timeout e falha de sync com Kommo, HubSpot ou RD Station so aparecia na reclamacao. Com fila, ACK em menos de 2s, processamento retomavel e drift visivel em dashboard, a meta sai de volume nao suportado para 5x o volume nominal, de travamento por concorrencia ilimitada para limite por slot e de deteccao na reclamacao para menos de 15 min, com mais de 90% dos payloads pesados processados. Isso reduz risco de indisponibilidade em pico e custo de retrabalho de jobs refeitos do zero.</w:t>
+        <w:t>Antes, pico de campanha ou importação travava a instância no webhook, payload de 10k itens sem checkpoint perdia tudo no timeout e falha de sync com Kommo, HubSpot ou RD Station só aparecia na reclamação. Com fila, ACK em menos de 2s, processamento retomável e drift visível em dashboard, a meta sai de volume não suportado para 5x o volume nominal, de travamento por concorrência ilimitada para limite por slot e de detecção na reclamação para menos de 15 min, com mais de 90% dos payloads pesados processados. Isso reduz risco de indisponibilidade em pico e custo de retrabalho de jobs refeitos do zero.</w:t>
       </w:r>
     </w:p>
     <w:p>
@@ -1463,7 +1463,7 @@
         <w:rPr>
           <w:color w:val="8B4513"/>
         </w:rPr>
-        <w:t>12. Referencias de estudo</w:t>
+        <w:t>12. Referências de estudo</w:t>
       </w:r>
     </w:p>
     <w:p>
@@ -1479,7 +1479,7 @@
         <w:pStyle w:val="ListBullet"/>
       </w:pPr>
       <w:r>
-        <w:t>Video: n8n Webhooks and Queue Pattern Explained, no YouTube, canal oficial n8n.</w:t>
+        <w:t>Vídeo: n8n Webhooks and Queue Pattern Explained, no YouTube, canal oficial n8n.</w:t>
       </w:r>
     </w:p>
     <w:p>
